--- a/packages/document-engine/templates/fire/1.8_fire_decision_seasons.docx
+++ b/packages/document-engine/templates/fire/1.8_fire_decision_seasons.docx
@@ -99,7 +99,7 @@
           <w:szCs w:val="20"/>
           <w:lang w:val="ro-RO"/>
         </w:rPr>
-        <w:t>În baza prevederilor Legi</w:t>
+        <w:t xml:space="preserve">În baza prevederilor Legii 307/2006 – art. 19 alin. (1) lit. a)</w:t>
       </w:r>
       <w:r>
         <w:rPr>
@@ -112,19 +112,19 @@
           <w:szCs w:val="20"/>
           <w:lang w:val="ro-RO"/>
         </w:rPr>
-        <w:t>i 307/</w:t>
-      </w:r>
-      <w:r>
-        <w:rPr>
-          <w:rFonts w:eastAsia="Arial" w:cs="Arial" w:ascii="Arial" w:hAnsi="Arial"/>
-          <w:color w:val="auto"/>
-          <w:spacing w:val="0"/>
-          <w:w w:val="100"/>
-          <w:sz w:val="20"/>
-          <w:szCs w:val="20"/>
-          <w:lang w:val="ro-RO"/>
-        </w:rPr>
-        <w:t>2006 – art. 19 lit. a) și ale OMAI 163/2007 – a</w:t>
+        <w:t xml:space="preserve"/>
+      </w:r>
+      <w:r>
+        <w:rPr>
+          <w:rFonts w:eastAsia="Arial" w:cs="Arial" w:ascii="Arial" w:hAnsi="Arial"/>
+          <w:color w:val="auto"/>
+          <w:spacing w:val="0"/>
+          <w:w w:val="100"/>
+          <w:sz w:val="20"/>
+          <w:szCs w:val="20"/>
+          <w:lang w:val="ro-RO"/>
+        </w:rPr>
+        <w:t xml:space="preserve"> și ale OMAI 163/2007 – a</w:t>
       </w:r>
       <w:r>
         <w:rPr>
@@ -275,55 +275,55 @@
           <w:szCs w:val="20"/>
           <w:lang w:val="ro-RO"/>
         </w:rPr>
-        <w:t xml:space="preserve">Modul de reglementare a lucrărilor în timpul sezonului rece și în perioadele caniculare și secetoase, precum și următoarele măsuri speciale care să contracareze efectele negative ale acestora (în sfera PSI) </w:t>
-      </w:r>
-      <w:r>
-        <w:rPr>
-          <w:rFonts w:eastAsia="Arial" w:cs="Arial" w:ascii="Arial" w:hAnsi="Arial"/>
-          <w:color w:val="auto"/>
-          <w:spacing w:val="0"/>
-          <w:w w:val="100"/>
-          <w:sz w:val="20"/>
-          <w:szCs w:val="20"/>
-          <w:lang w:val="ro-RO"/>
-        </w:rPr>
-        <w:t>în</w:t>
-      </w:r>
-      <w:r>
-        <w:rPr>
-          <w:rFonts w:eastAsia="Arial" w:cs="Arial" w:ascii="Arial" w:hAnsi="Arial"/>
-          <w:color w:val="auto"/>
-          <w:spacing w:val="0"/>
-          <w:w w:val="100"/>
-          <w:sz w:val="20"/>
-          <w:szCs w:val="20"/>
-          <w:lang w:val="ro-RO"/>
-        </w:rPr>
-        <w:t xml:space="preserve"> spațiile {</w:t>
-      </w:r>
-      <w:r>
-        <w:rPr>
-          <w:rFonts w:eastAsia="Arial" w:cs="Arial" w:ascii="Arial" w:hAnsi="Arial"/>
-          <w:color w:val="auto"/>
-          <w:spacing w:val="0"/>
-          <w:w w:val="100"/>
-          <w:sz w:val="20"/>
-          <w:szCs w:val="20"/>
-          <w:lang w:val="ro-RO"/>
-        </w:rPr>
-        <w:t>{</w:t>
-      </w:r>
-      <w:r>
-        <w:rPr>
-          <w:rFonts w:eastAsia="Arial" w:cs="Arial" w:ascii="Arial" w:hAnsi="Arial"/>
-          <w:color w:val="auto"/>
-          <w:spacing w:val="0"/>
-          <w:w w:val="100"/>
-          <w:sz w:val="20"/>
-          <w:szCs w:val="20"/>
-          <w:lang w:val="ro-RO"/>
-        </w:rPr>
-        <w:t>clien</w:t>
+        <w:t xml:space="preserve">Modul de reglementare a lucrărilor în timpul sezonului rece și în perioadele caniculare și secetoase și măsurile speciale de apărare împotriva incendiilor pentru aceste perioade, în spațiile {{client.legalName}}, astfel:</w:t>
+      </w:r>
+      <w:r>
+        <w:rPr>
+          <w:rFonts w:eastAsia="Arial" w:cs="Arial" w:ascii="Arial" w:hAnsi="Arial"/>
+          <w:color w:val="auto"/>
+          <w:spacing w:val="0"/>
+          <w:w w:val="100"/>
+          <w:sz w:val="20"/>
+          <w:szCs w:val="20"/>
+          <w:lang w:val="ro-RO"/>
+        </w:rPr>
+        <w:t xml:space="preserve"/>
+      </w:r>
+      <w:r>
+        <w:rPr>
+          <w:rFonts w:eastAsia="Arial" w:cs="Arial" w:ascii="Arial" w:hAnsi="Arial"/>
+          <w:color w:val="auto"/>
+          <w:spacing w:val="0"/>
+          <w:w w:val="100"/>
+          <w:sz w:val="20"/>
+          <w:szCs w:val="20"/>
+          <w:lang w:val="ro-RO"/>
+        </w:rPr>
+        <w:t xml:space="preserve"/>
+      </w:r>
+      <w:r>
+        <w:rPr>
+          <w:rFonts w:eastAsia="Arial" w:cs="Arial" w:ascii="Arial" w:hAnsi="Arial"/>
+          <w:color w:val="auto"/>
+          <w:spacing w:val="0"/>
+          <w:w w:val="100"/>
+          <w:sz w:val="20"/>
+          <w:szCs w:val="20"/>
+          <w:lang w:val="ro-RO"/>
+        </w:rPr>
+        <w:t xml:space="preserve"/>
+      </w:r>
+      <w:r>
+        <w:rPr>
+          <w:rFonts w:eastAsia="Arial" w:cs="Arial" w:ascii="Arial" w:hAnsi="Arial"/>
+          <w:color w:val="auto"/>
+          <w:spacing w:val="0"/>
+          <w:w w:val="100"/>
+          <w:sz w:val="20"/>
+          <w:szCs w:val="20"/>
+          <w:lang w:val="ro-RO"/>
+        </w:rPr>
+        <w:t xml:space="preserve"/>
       </w:r>
       <w:r>
         <w:rPr>
@@ -336,19 +336,19 @@
           <w:szCs w:val="20"/>
           <w:lang w:val="ro-RO"/>
         </w:rPr>
-        <w:t>t.legalName}}, a</w:t>
-      </w:r>
-      <w:r>
-        <w:rPr>
-          <w:rFonts w:eastAsia="Arial" w:cs="Arial" w:ascii="Arial" w:hAnsi="Arial"/>
-          <w:color w:val="auto"/>
-          <w:spacing w:val="0"/>
-          <w:w w:val="100"/>
-          <w:sz w:val="20"/>
-          <w:szCs w:val="20"/>
-          <w:lang w:val="ro-RO"/>
-        </w:rPr>
-        <w:t>stfel:</w:t>
+        <w:t xml:space="preserve"/>
+      </w:r>
+      <w:r>
+        <w:rPr>
+          <w:rFonts w:eastAsia="Arial" w:cs="Arial" w:ascii="Arial" w:hAnsi="Arial"/>
+          <w:color w:val="auto"/>
+          <w:spacing w:val="0"/>
+          <w:w w:val="100"/>
+          <w:sz w:val="20"/>
+          <w:szCs w:val="20"/>
+          <w:lang w:val="ro-RO"/>
+        </w:rPr>
+        <w:t xml:space="preserve"/>
       </w:r>
     </w:p>
     <w:p>
@@ -378,7 +378,7 @@
           <w:szCs w:val="20"/>
           <w:lang w:val="ro-RO"/>
         </w:rPr>
-        <w:t>În condițiile caracteristice temperaturilor atmosferice ridicate și ale lipsei de precipitații, se nominalizează următoarele sectoare de activitate în care crește riscul de incendiu:</w:t>
+        <w:t xml:space="preserve">Pe timp de caniculă și secetă, se nominalizează următoarele sectoare de activitate în care crește riscul de incendiu:</w:t>
       </w:r>
     </w:p>
     <w:p>
@@ -434,7 +434,7 @@
           <w:szCs w:val="20"/>
           <w:lang w:val="ro-RO"/>
         </w:rPr>
-        <w:t>{{name}} ({{activityRunOn}});</w:t>
+        <w:t xml:space="preserve">{{name}} ({{activityRunOn}}){{#$last}}.{{/$last}}{{^$last}};{{/$last}}</w:t>
       </w:r>
     </w:p>
     <w:p>
@@ -491,7 +491,7 @@
           <w:szCs w:val="20"/>
           <w:lang w:val="ro-RO"/>
         </w:rPr>
-        <w:t>Se restricționează utilizarea focului deschis pe tot teritoriul unității prin oprirea acestor lucrări între orele 9 și 18.</w:t>
+        <w:t xml:space="preserve">Pe timp de caniculă, lucrările cu foc deschis se opresc pe tot teritoriul unității între orele 9 și 18.</w:t>
       </w:r>
     </w:p>
     <w:p>
